--- a/05_School_Admin_and_Inspection/TAS2O_School_Course_Calendar_Addendum.docx
+++ b/05_School_Admin_and_Inspection/TAS2O_School_Course_Calendar_Addendum.docx
@@ -731,7 +731,7 @@
     </w:p>
     <w:p>
       <w:r>
-        <w:t>In this AI-enhanced version of TAS2O, students use artificial intelligence responsibly as a learning assistant for brainstorming, research support, design documentation, code explanation, debugging assistance, testing plans, and presentation preparation. Students remain responsible for verifying AI-generated information, documenting AI use, demonstrating their own understanding, and following the school academic integrity policy.</w:t>
+        <w:t>In this AI-enhanced version of TAS2O, students use artificial intelligence responsibly as a learning assistant for brainstorming, research support, design documentation, code explanation, debugging assistance, testing plans, and presentation preparation. Students remain responsible for verifying information, documenting AI use, demonstrating their own understanding, and following the school academic integrity policy.</w:t>
       </w:r>
     </w:p>
     <w:p>
@@ -2967,7 +2967,7 @@
         <w:t xml:space="preserve">TAS2O - Technology and the Skilled Trades, Grade 10, Open, 1 Credit. </w:t>
       </w:r>
       <w:r>
-        <w:t>This course introduces students to technology and the skilled trades through hands-on projects, safe tool and equipment use, engineering design processes, measurement, materials, prototyping, quality control, sustainability, and career exploration. Students design, build, test, and refine practical solutions while developing technical, communication, collaboration, and problem-solving skills. In this AI-enhanced version, students use artificial intelligence responsibly to support brainstorming, research organization, design documentation, debugging, testing plans, and presentation preparation. Students must verify AI-generated information, document AI use, follow safety expectations, and demonstrate their own understanding. Prerequisite: None.</w:t>
+        <w:t>This course introduces students to technology and the skilled trades through hands-on projects, safe tool and equipment use, engineering design processes, measurement, materials, prototyping, quality control, sustainability, and career exploration. Students design, build, test, and refine practical solutions while developing technical, communication, collaboration, and problem-solving skills. In this AI-enhanced version, students use artificial intelligence responsibly to support brainstorming, research organization, design documentation, debugging, testing plans, and presentation preparation. Students must verify information, document AI use, follow safety expectations, and demonstrate their own understanding. Prerequisite: None.</w:t>
       </w:r>
     </w:p>
     <w:p>
@@ -2993,7 +2993,7 @@
         <w:ind w:left="432" w:right="432"/>
       </w:pPr>
       <w:r>
-        <w:t>TAS2O - Technology and the Skilled Trades, Grade 10, Open, 1 Credit. This open course allows students to explore technological education and skilled trades through practical, project-based learning. Students learn to identify problems, plan and design solutions, use tools and digital technologies safely, create prototypes, test and refine designs, and communicate their results. Course activities may include safety training, measurement and quality control, material comparison, CAD or digital design, rapid prototyping, basic electronics or automation, sustainability analysis, and skilled-trades career pathway research. AI tools are used as learning supports for brainstorming, explanation, drafting, debugging, feedback, and documentation, but students must verify all AI-generated information and maintain an AI Use Log where required. The final evaluation includes a capstone prototype/product/service, portfolio, and presentation/demo. Prerequisite: None. The school calendar and administrative package should also cross-reference the OSR/OST procedure, OSSLT / OSSLC procedure, and community involvement 40-hour process so student records and graduation-related support are handled consistently.</w:t>
+        <w:t>TAS2O - Technology and the Skilled Trades, Grade 10, Open, 1 Credit. This open course allows students to explore technological education and skilled trades through practical, project-based learning. Students learn to identify problems, plan and design solutions, use tools and digital technologies safely, create prototypes, test and refine designs, and communicate their results. Course activities may include safety training, measurement and quality control, material comparison, CAD or digital design, rapid prototyping, basic electronics or automation, sustainability analysis, and skilled-trades career pathway research. AI tools are used as learning supports for brainstorming, explanation, drafting, debugging, feedback, and documentation, but students must verify all information and maintain an AI Use Log where required. The final evaluation includes a capstone prototype/product/service, portfolio, and presentation/demo. Prerequisite: None. The school calendar and administrative package should also cross-reference the OSR/OST procedure, OSSLT / OSSLC procedure, and community involvement 40-hour process so student records and graduation-related support are handled consistently.</w:t>
       </w:r>
     </w:p>
     <w:p>

--- a/05_School_Admin_and_Inspection/TAS2O_School_Course_Calendar_Addendum.docx
+++ b/05_School_Admin_and_Inspection/TAS2O_School_Course_Calendar_Addendum.docx
@@ -731,7 +731,7 @@
     </w:p>
     <w:p>
       <w:r>
-        <w:t>In this AI-enhanced version of TAS2O, students use artificial intelligence responsibly as a learning assistant for brainstorming, research support, design documentation, code explanation, debugging assistance, testing plans, and presentation preparation. Students remain responsible for verifying information, documenting AI use, demonstrating their own understanding, and following the school academic integrity policy.</w:t>
+        <w:t>In this AI-enhanced version of TAS2O, students use artificial intelligence responsibly as a learning assistant for brainstorming, research support, design documentation, code explanation, debugging assistance, testing plans, and presentation preparation. Students remain responsible for verifying information, documenting use of approved AI tools, demonstrating their own understanding, and following the school academic integrity policy.</w:t>
       </w:r>
     </w:p>
     <w:p>
@@ -2828,7 +2828,7 @@
                 <w:b w:val="0"/>
                 <w:sz w:val="18"/>
               </w:rPr>
-              <w:t>Document AI use, cite sources, verify information, and demonstrate personal understanding.</w:t>
+              <w:t>Document use of approved AI tools, cite sources, verify information, and demonstrate personal understanding.</w:t>
             </w:r>
           </w:p>
         </w:tc>
@@ -2967,7 +2967,7 @@
         <w:t xml:space="preserve">TAS2O - Technology and the Skilled Trades, Grade 10, Open, 1 Credit. </w:t>
       </w:r>
       <w:r>
-        <w:t>This course introduces students to technology and the skilled trades through hands-on projects, safe tool and equipment use, engineering design processes, measurement, materials, prototyping, quality control, sustainability, and career exploration. Students design, build, test, and refine practical solutions while developing technical, communication, collaboration, and problem-solving skills. In this AI-enhanced version, students use artificial intelligence responsibly to support brainstorming, research organization, design documentation, debugging, testing plans, and presentation preparation. Students must verify information, document AI use, follow safety expectations, and demonstrate their own understanding. Prerequisite: None.</w:t>
+        <w:t>This course introduces students to technology and the skilled trades through hands-on projects, safe tool and equipment use, engineering design processes, measurement, materials, prototyping, quality control, sustainability, and career exploration. Students design, build, test, and refine practical solutions while developing technical, communication, collaboration, and problem-solving skills. In this AI-enhanced version, students use artificial intelligence responsibly to support brainstorming, research organization, design documentation, debugging, testing plans, and presentation preparation. Students verify information, document use of approved AI tools, follow safety expectations, and demonstrate their own understanding. Prerequisite: None.</w:t>
       </w:r>
     </w:p>
     <w:p>
@@ -2993,7 +2993,7 @@
         <w:ind w:left="432" w:right="432"/>
       </w:pPr>
       <w:r>
-        <w:t>TAS2O - Technology and the Skilled Trades, Grade 10, Open, 1 Credit. This open course allows students to explore technological education and skilled trades through practical, project-based learning. Students learn to identify problems, plan and design solutions, use tools and digital technologies safely, create prototypes, test and refine designs, and communicate their results. Course activities may include safety training, measurement and quality control, material comparison, CAD or digital design, rapid prototyping, basic electronics or automation, sustainability analysis, and skilled-trades career pathway research. AI tools are used as learning supports for brainstorming, explanation, drafting, debugging, feedback, and documentation, but students must verify all information and maintain an AI Use Log where required. The final evaluation includes a capstone prototype/product/service, portfolio, and presentation/demo. Prerequisite: None. The school calendar and administrative package should also cross-reference the OSR/OST procedure, OSSLT / OSSLC procedure, and community involvement 40-hour process so student records and graduation-related support are handled consistently.</w:t>
+        <w:t>TAS2O - Technology and the Skilled Trades, Grade 10, Open, 1 Credit. This open course allows students to explore technological education and skilled trades through practical, project-based learning. Students learn to identify problems, plan and design solutions, use tools and digital technologies safely, create prototypes, test and refine designs, and communicate their results. Course activities may include safety training, measurement and quality control, material comparison, CAD or digital design, rapid prototyping, basic electronics or automation, sustainability analysis, and skilled-trades career pathway research. AI tools are used as learning supports for brainstorming, explanation, drafting, debugging, feedback, and documentation, but students verify all information and maintain an AI Use Log where required. The final evaluation includes a capstone prototype/product/service, portfolio, and presentation/demo. Prerequisite: None. The school calendar and administrative package should also cross-reference the OSR/OST procedure, OSSLT / OSSLC procedure, and community involvement 40-hour process so student records and graduation-related support are handled consistently.</w:t>
       </w:r>
     </w:p>
     <w:p>
@@ -3472,7 +3472,7 @@
         <w:pStyle w:val="ListBullet"/>
       </w:pPr>
       <w:r>
-        <w:t>AI use policy</w:t>
+        <w:t>use of approved AI tools policy</w:t>
       </w:r>
     </w:p>
     <w:p>
